--- a/熊猫成仙，从青竹山开始/第一卷 龙蛇起陆/第003章 立契.docx
+++ b/熊猫成仙，从青竹山开始/第一卷 龙蛇起陆/第003章 立契.docx
@@ -677,7 +677,7 @@
           <w:sz w:val="27"/>
           <w:szCs w:val="27"/>
         </w:rPr>
-        <w:t xml:space="preserve">面板不写竹痕从哪来，可这两天他琢磨出一点味道。这图鉴绑的是“族”，绑上之后那一栏才自己长出来。竹家上下二十余口，练气的只有三个，穷得连件像样的灵材都拿不出，八道怕是攒了几十年的家底。</w:t>
+        <w:t xml:space="preserve">面板不写竹痕从哪来，可这两天他琢磨出一点味道。这图鉴绑的是“族”，绑上之后那一栏才自己长出来。竹家上下二十余口，能修的七个，一个比一个低，穷得连件像样的灵材都拿不出，八道怕是攒了几十年的家底。</w:t>
       </w:r>
     </w:p>
     <w:p>
@@ -1209,7 +1209,7 @@
           <w:sz w:val="27"/>
           <w:szCs w:val="27"/>
         </w:rPr>
-        <w:t xml:space="preserve">“我这一辈，练气的只有三个。我是家主，练气五层，三十八岁。二弟三层，侄女刚入一层。”</w:t>
+        <w:t xml:space="preserve">“测出灵根的七个。我是家主，练气五层，三十八岁。内子二层，长子二层，小女刚引气。二弟三层，侄女一层。还有一个堂弟，一层，修了三十年还是那一层。”</w:t>
       </w:r>
     </w:p>
     <w:p>
@@ -1251,7 +1251,7 @@
           <w:sz w:val="27"/>
           <w:szCs w:val="27"/>
         </w:rPr>
-        <w:t xml:space="preserve">“二十余口，练气的只三个。”他把这句话递过去。</w:t>
+        <w:t xml:space="preserve">“二十余口，能修的七个，最高的还是你。”他把这句话递过去。</w:t>
       </w:r>
     </w:p>
     <w:p>
